--- a/zht/docx/27.content.docx
+++ b/zht/docx/27.content.docx
@@ -4986,19 +4986,7 @@
         <w:rPr>
           <w:lang w:val="zh_TW" w:bidi="zh_TW"/>
         </w:rPr>
-        <w:t>之後（見</w:t>
-      </w:r>
-      <w:r>
-        <w:rPr>
-          <w:lang w:val="zh_TW" w:bidi="zh_TW"/>
-        </w:rPr>
-        <w:t>但以理書簡介</w:t>
-      </w:r>
-      <w:r>
-        <w:rPr>
-          <w:lang w:val="zh_TW" w:bidi="zh_TW"/>
-        </w:rPr>
-        <w:t>，「作者和日期」）。</w:t>
+        <w:t>之後（見但以理書簡介，「作者和日期」）。</w:t>
       </w:r>
       <w:r>
         <w:rPr>
